--- a/public/gallery/examples/devops-engineer/no/resume.docx
+++ b/public/gallery/examples/devops-engineer/no/resume.docx
@@ -66,7 +66,7 @@
         </w:rPr>
         <w:t xml:space="preserve">📧 </w:t>
       </w:r>
-      <w:hyperlink w:history="1" r:id="rIdcw_luaynd18evcivj8qaz">
+      <w:hyperlink w:history="1" r:id="rIdfg_3jmqbtu6hh91x_eilu">
         <w:r>
           <w:rPr>
             <w:sz w:val="18"/>
@@ -89,7 +89,7 @@
         </w:rPr>
         <w:t xml:space="preserve">🔗 </w:t>
       </w:r>
-      <w:hyperlink w:history="1" r:id="rIdmvuwbshgy_lvjwbtx4izk">
+      <w:hyperlink w:history="1" r:id="rIdrbm5ufbyj9dw5h0-0uqs1">
         <w:r>
           <w:rPr>
             <w:sz w:val="18"/>
@@ -124,7 +124,7 @@
         <w:spacing w:after="200" w:line="276"/>
         <w:jc w:val="center"/>
       </w:pPr>
-      <w:hyperlink w:history="1" r:id="rIdn8ydxoxq3qhvxg56sgo-d">
+      <w:hyperlink w:history="1" r:id="rId8gqx3nv1eyezkzgfhzrth">
         <w:r>
           <w:rPr>
             <w:sz w:val="18"/>
@@ -140,7 +140,7 @@
         </w:rPr>
         <w:t xml:space="preserve"> • </w:t>
       </w:r>
-      <w:hyperlink w:history="1" r:id="rIdavhlhwmy8ufehsw6r0--b">
+      <w:hyperlink w:history="1" r:id="rIdbvqgbvfrlyycgjr746adj">
         <w:r>
           <w:rPr>
             <w:sz w:val="18"/>
@@ -296,7 +296,7 @@
         </w:rPr>
         <w:t xml:space="preserve">	</w:t>
       </w:r>
-      <w:hyperlink w:history="1" r:id="rIdc7qrwz_nmbicbvvnax6-5">
+      <w:hyperlink w:history="1" r:id="rIdldwfykppxvhqbc0aglz6-">
         <w:r>
           <w:rPr>
             <w:sz w:val="18"/>
@@ -440,7 +440,7 @@
         </w:rPr>
         <w:t xml:space="preserve">	</w:t>
       </w:r>
-      <w:hyperlink w:history="1" r:id="rIdt-p2jst61qym4ewcvhmz3">
+      <w:hyperlink w:history="1" r:id="rIdvh3weiijz_rzaybr1wt7g">
         <w:r>
           <w:rPr>
             <w:sz w:val="18"/>
@@ -546,7 +546,7 @@
         </w:rPr>
         <w:t xml:space="preserve">	</w:t>
       </w:r>
-      <w:hyperlink w:history="1" r:id="rIdo8nwuoul2vyrf1x9x6_l8">
+      <w:hyperlink w:history="1" r:id="rIdr432dmswheupyk39h73ib">
         <w:r>
           <w:rPr>
             <w:sz w:val="18"/>
@@ -728,7 +728,7 @@
         </w:rPr>
         <w:t xml:space="preserve">	</w:t>
       </w:r>
-      <w:hyperlink w:history="1" r:id="rIdqmdnetjzkyvf62mtc1tay">
+      <w:hyperlink w:history="1" r:id="rIdtlbynmdhhlsrk9gpvw3yh">
         <w:r>
           <w:rPr>
             <w:sz w:val="18"/>
@@ -891,7 +891,7 @@
         </w:rPr>
         <w:t xml:space="preserve">	</w:t>
       </w:r>
-      <w:hyperlink w:history="1" r:id="rIdcnul_taimkfiqoamrcahe">
+      <w:hyperlink w:history="1" r:id="rId-une5cpttclnt3gfo23uu">
         <w:r>
           <w:rPr>
             <w:sz w:val="18"/>
@@ -1403,7 +1403,7 @@
         </w:rPr>
         <w:t xml:space="preserve">	</w:t>
       </w:r>
-      <w:hyperlink w:history="1" r:id="rId2xeng3tbove-z4puixhpk">
+      <w:hyperlink w:history="1" r:id="rIdtfhuiphhqyjkvvl1jaktp">
         <w:r>
           <w:rPr>
             <w:sz w:val="18"/>
@@ -1469,7 +1469,7 @@
         </w:rPr>
         <w:t xml:space="preserve">	</w:t>
       </w:r>
-      <w:hyperlink w:history="1" r:id="rIdklouw9p8br1ig0w0x3sni">
+      <w:hyperlink w:history="1" r:id="rIduxff8qaji0gkrrrj7w40u">
         <w:r>
           <w:rPr>
             <w:sz w:val="18"/>
@@ -1535,7 +1535,7 @@
         </w:rPr>
         <w:t xml:space="preserve">	</w:t>
       </w:r>
-      <w:hyperlink w:history="1" r:id="rIdqlvf6349c2ssuzkeego3a">
+      <w:hyperlink w:history="1" r:id="rIderawfxioe19vnaaqfcf7f">
         <w:r>
           <w:rPr>
             <w:sz w:val="18"/>
@@ -1620,7 +1620,7 @@
         </w:rPr>
         <w:t xml:space="preserve">	</w:t>
       </w:r>
-      <w:hyperlink w:history="1" r:id="rIderr8jg8nmnkz3tgjfu3rw">
+      <w:hyperlink w:history="1" r:id="rIdaty6qf7qwsjid0hhg0627">
         <w:r>
           <w:rPr>
             <w:sz w:val="18"/>
@@ -1858,7 +1858,7 @@
         </w:rPr>
         <w:t xml:space="preserve">	</w:t>
       </w:r>
-      <w:hyperlink w:history="1" r:id="rIddzce2onqvjbpoiqbljmnn">
+      <w:hyperlink w:history="1" r:id="rIddwgczeu_jt9ckd6rhwicn">
         <w:r>
           <w:rPr>
             <w:sz w:val="18"/>
@@ -2002,7 +2002,7 @@
         </w:rPr>
         <w:t xml:space="preserve">	</w:t>
       </w:r>
-      <w:hyperlink w:history="1" r:id="rIdeagr37ezkh7uzxfmi6fkp">
+      <w:hyperlink w:history="1" r:id="rIdg6gwxe0lzsy-yqtpyc8em">
         <w:r>
           <w:rPr>
             <w:sz w:val="18"/>
@@ -2226,7 +2226,7 @@
         </w:rPr>
         <w:t xml:space="preserve">	</w:t>
       </w:r>
-      <w:hyperlink w:history="1" r:id="rId1r_re3jn8dbz28guh8kuw">
+      <w:hyperlink w:history="1" r:id="rId2damudb2zmtclouknawpb">
         <w:r>
           <w:rPr>
             <w:sz w:val="18"/>
